--- a/EXPORTS/DOCX/published/niveau3/Dutch/MissiemuseumTilburg.docx
+++ b/EXPORTS/DOCX/published/niveau3/Dutch/MissiemuseumTilburg.docx
@@ -1169,7 +1169,107 @@
           <w:color w:val="000000"/>
           <w:sz w:val="24"/>
         </w:rPr>
-        <w:t xml:space="preserve">Volkenkundig Missiemuseum beschikbaar. In </w:t>
+        <w:t>Volken</w:t>
+      </w:r>
+      <w:r>
+        <w:rPr>
+          <w:u w:val="single" w:color="0000ff"/>
+          <w:rFonts w:ascii="Charis SIL Regular" w:hAnsi="Charis SIL Regular" w:eastAsia="Charis SIL Regular"/>
+          <w:b w:val="0"/>
+          <w:i w:val="0"/>
+          <w:color w:val="000000"/>
+          <w:sz w:val="24"/>
+        </w:rPr>
+        <w:hyperlink r:id="rId13" w:history="1">
+          <w:r>
+            <w:rPr>
+              <w:rStyle w:val="Hyperlink"/>
+            </w:rPr>
+            <w:t>kundig Mi</w:t>
+          </w:r>
+        </w:hyperlink>
+      </w:r>
+      <w:r>
+        <w:rPr>
+          <w:u w:val="single" w:color="0000ff"/>
+          <w:rFonts w:ascii="Charis SIL Regular" w:hAnsi="Charis SIL Regular" w:eastAsia="Charis SIL Regular"/>
+          <w:b w:val="0"/>
+          <w:i w:val="0"/>
+          <w:color w:val="000000"/>
+          <w:sz w:val="24"/>
+        </w:rPr>
+        <w:hyperlink r:id="rId13" w:history="1">
+          <w:r>
+            <w:rPr>
+              <w:rStyle w:val="Hyperlink"/>
+            </w:rPr>
+            <w:t>s</w:t>
+          </w:r>
+        </w:hyperlink>
+      </w:r>
+      <w:r>
+        <w:rPr>
+          <w:u w:val="single" w:color="0000ff"/>
+          <w:rFonts w:ascii="Charis SIL Regular" w:hAnsi="Charis SIL Regular" w:eastAsia="Charis SIL Regular"/>
+          <w:b w:val="0"/>
+          <w:i w:val="0"/>
+          <w:color w:val="000000"/>
+          <w:sz w:val="24"/>
+        </w:rPr>
+        <w:hyperlink r:id="rId13" w:history="1">
+          <w:r>
+            <w:rPr>
+              <w:rStyle w:val="Hyperlink"/>
+            </w:rPr>
+            <w:t>siemus</w:t>
+          </w:r>
+        </w:hyperlink>
+      </w:r>
+      <w:r>
+        <w:rPr>
+          <w:u w:val="single" w:color="0000ff"/>
+          <w:rFonts w:ascii="Charis SIL Regular" w:hAnsi="Charis SIL Regular" w:eastAsia="Charis SIL Regular"/>
+          <w:b w:val="0"/>
+          <w:i w:val="0"/>
+          <w:color w:val="000000"/>
+          <w:sz w:val="24"/>
+        </w:rPr>
+        <w:hyperlink r:id="rId13" w:history="1">
+          <w:r>
+            <w:rPr>
+              <w:rStyle w:val="Hyperlink"/>
+            </w:rPr>
+            <w:t>e</w:t>
+          </w:r>
+        </w:hyperlink>
+      </w:r>
+      <w:r>
+        <w:rPr>
+          <w:u w:val="single" w:color="0000ff"/>
+          <w:rFonts w:ascii="Charis SIL Regular" w:hAnsi="Charis SIL Regular" w:eastAsia="Charis SIL Regular"/>
+          <w:b w:val="0"/>
+          <w:i w:val="0"/>
+          <w:color w:val="000000"/>
+          <w:sz w:val="24"/>
+        </w:rPr>
+        <w:hyperlink r:id="rId13" w:history="1">
+          <w:r>
+            <w:rPr>
+              <w:rStyle w:val="Hyperlink"/>
+            </w:rPr>
+            <w:t>um bes</w:t>
+          </w:r>
+        </w:hyperlink>
+      </w:r>
+      <w:r>
+        <w:rPr>
+          <w:rFonts w:ascii="Charis SIL Regular" w:hAnsi="Charis SIL Regular" w:eastAsia="Charis SIL Regular"/>
+          <w:b w:val="0"/>
+          <w:i w:val="0"/>
+          <w:color w:val="000000"/>
+          <w:sz w:val="24"/>
+        </w:rPr>
+        <w:t xml:space="preserve">chikbaar. In </w:t>
       </w:r>
       <w:r>
         <w:rPr>
@@ -2178,7 +2278,7 @@
             <w:rPr>
               <w:rStyle w:val="Hyperlink"/>
             </w:rPr>
-            <w:t>file</w:t>
+            <w:t>file/8f</w:t>
           </w:r>
         </w:hyperlink>
       </w:r>
@@ -2196,7 +2296,7 @@
             <w:rPr>
               <w:rStyle w:val="Hyperlink"/>
             </w:rPr>
-            <w:t>/</w:t>
+            <w:t>e</w:t>
           </w:r>
         </w:hyperlink>
       </w:r>
@@ -2214,36 +2314,9 @@
             <w:rPr>
               <w:rStyle w:val="Hyperlink"/>
             </w:rPr>
-            <w:t>8</w:t>
+            <w:t>8c8d66b2d3d5d8a2e8a73eb8</w:t>
           </w:r>
         </w:hyperlink>
-      </w:r>
-      <w:r>
-        <w:rPr>
-          <w:rFonts w:ascii="Charis SIL Regular" w:hAnsi="Charis SIL Regular" w:eastAsia="Charis SIL Regular"/>
-          <w:b w:val="0"/>
-          <w:i w:val="0"/>
-          <w:color w:val="0000FF"/>
-          <w:sz w:val="24"/>
-        </w:rPr>
-        <w:hyperlink r:id="rId13" w:history="1">
-          <w:r>
-            <w:rPr>
-              <w:rStyle w:val="Hyperlink"/>
-            </w:rPr>
-            <w:t>f</w:t>
-          </w:r>
-        </w:hyperlink>
-      </w:r>
-      <w:r>
-        <w:rPr>
-          <w:rFonts w:ascii="Charis SIL Regular" w:hAnsi="Charis SIL Regular" w:eastAsia="Charis SIL Regular"/>
-          <w:b w:val="0"/>
-          <w:i w:val="0"/>
-          <w:color w:val="0000FF"/>
-          <w:sz w:val="24"/>
-        </w:rPr>
-        <w:t>e</w:t>
       </w:r>
       <w:r>
         <w:rPr>
@@ -2259,9 +2332,30 @@
             <w:rPr>
               <w:rStyle w:val="Hyperlink"/>
             </w:rPr>
-            <w:t>8c8d66b2d3d5d8a2e8a73eb8756</w:t>
+            <w:t>7</w:t>
           </w:r>
         </w:hyperlink>
+      </w:r>
+      <w:r>
+        <w:rPr>
+          <w:rFonts w:ascii="Charis SIL Regular" w:hAnsi="Charis SIL Regular" w:eastAsia="Charis SIL Regular"/>
+          <w:b w:val="0"/>
+          <w:i w:val="0"/>
+          <w:color w:val="0000FF"/>
+          <w:sz w:val="24"/>
+          <w:u w:val="single"/>
+        </w:rPr>
+        <w:t>5</w:t>
+      </w:r>
+      <w:r>
+        <w:rPr>
+          <w:rFonts w:ascii="Charis SIL Regular" w:hAnsi="Charis SIL Regular" w:eastAsia="Charis SIL Regular"/>
+          <w:b w:val="0"/>
+          <w:i w:val="0"/>
+          <w:color w:val="0000FF"/>
+          <w:sz w:val="24"/>
+        </w:rPr>
+        <w:t>6</w:t>
       </w:r>
       <w:r>
         <w:rPr>
@@ -2830,7 +2924,7 @@
           <w:sz w:val="24"/>
           <w:u w:val="single"/>
         </w:rPr>
-        <w:hyperlink r:id="rId17" w:history="1">
+        <w:hyperlink r:id="rId9" w:history="1">
           <w:r>
             <w:rPr>
               <w:rStyle w:val="Hyperlink"/>

--- a/EXPORTS/DOCX/published/niveau3/Dutch/MissiemuseumTilburg.docx
+++ b/EXPORTS/DOCX/published/niveau3/Dutch/MissiemuseumTilburg.docx
@@ -396,21 +396,13 @@
       </w:r>
       <w:r>
         <w:rPr>
-          <w:u w:val="single" w:color="0000ff"/>
           <w:rFonts w:ascii="Charis SIL Regular" w:hAnsi="Charis SIL Regular" w:eastAsia="Charis SIL Regular"/>
           <w:b w:val="0"/>
           <w:i w:val="0"/>
           <w:color w:val="000000"/>
           <w:sz w:val="24"/>
         </w:rPr>
-        <w:hyperlink r:id="rId9" w:history="1">
-          <w:r>
-            <w:rPr>
-              <w:rStyle w:val="Hyperlink"/>
-            </w:rPr>
-            <w:t>van het Volk</w:t>
-          </w:r>
-        </w:hyperlink>
+        <w:t>van het Volk</w:t>
       </w:r>
       <w:r>
         <w:rPr>
@@ -893,14 +885,7 @@
           <w:color w:val="000000"/>
           <w:sz w:val="24"/>
         </w:rPr>
-        <w:hyperlink r:id="rId11" w:history="1">
-          <w:r>
-            <w:rPr>
-              <w:rStyle w:val="Hyperlink"/>
-            </w:rPr>
-            <w:t>burg. Het betr</w:t>
-          </w:r>
-        </w:hyperlink>
+        <w:t>burg. Het betr</w:t>
       </w:r>
       <w:r>
         <w:rPr>
@@ -2278,7 +2263,7 @@
             <w:rPr>
               <w:rStyle w:val="Hyperlink"/>
             </w:rPr>
-            <w:t>file/8f</w:t>
+            <w:t>file/8</w:t>
           </w:r>
         </w:hyperlink>
       </w:r>
@@ -2296,9 +2281,20 @@
             <w:rPr>
               <w:rStyle w:val="Hyperlink"/>
             </w:rPr>
-            <w:t>e</w:t>
+            <w:t>f</w:t>
           </w:r>
         </w:hyperlink>
+      </w:r>
+      <w:r>
+        <w:rPr>
+          <w:rFonts w:ascii="Charis SIL Regular" w:hAnsi="Charis SIL Regular" w:eastAsia="Charis SIL Regular"/>
+          <w:b w:val="0"/>
+          <w:i w:val="0"/>
+          <w:color w:val="0000FF"/>
+          <w:sz w:val="24"/>
+          <w:u w:val="single"/>
+        </w:rPr>
+        <w:t>e</w:t>
       </w:r>
       <w:r>
         <w:rPr>
@@ -2314,7 +2310,7 @@
             <w:rPr>
               <w:rStyle w:val="Hyperlink"/>
             </w:rPr>
-            <w:t>8c8d66b2d3d5d8a2e8a73eb8</w:t>
+            <w:t>8c8d66b2d3d5d8a2e8a73eb8756</w:t>
           </w:r>
         </w:hyperlink>
       </w:r>
@@ -2327,25 +2323,7 @@
           <w:sz w:val="24"/>
           <w:u w:val="single"/>
         </w:rPr>
-        <w:hyperlink r:id="rId13" w:history="1">
-          <w:r>
-            <w:rPr>
-              <w:rStyle w:val="Hyperlink"/>
-            </w:rPr>
-            <w:t>7</w:t>
-          </w:r>
-        </w:hyperlink>
-      </w:r>
-      <w:r>
-        <w:rPr>
-          <w:rFonts w:ascii="Charis SIL Regular" w:hAnsi="Charis SIL Regular" w:eastAsia="Charis SIL Regular"/>
-          <w:b w:val="0"/>
-          <w:i w:val="0"/>
-          <w:color w:val="0000FF"/>
-          <w:sz w:val="24"/>
-          <w:u w:val="single"/>
-        </w:rPr>
-        <w:t>5</w:t>
+        <w:t>3</w:t>
       </w:r>
       <w:r>
         <w:rPr>
@@ -2355,25 +2333,7 @@
           <w:color w:val="0000FF"/>
           <w:sz w:val="24"/>
         </w:rPr>
-        <w:t>6</w:t>
-      </w:r>
-      <w:r>
-        <w:rPr>
-          <w:rFonts w:ascii="Charis SIL Regular" w:hAnsi="Charis SIL Regular" w:eastAsia="Charis SIL Regular"/>
-          <w:b w:val="0"/>
-          <w:i w:val="0"/>
-          <w:color w:val="0000FF"/>
-          <w:sz w:val="24"/>
-          <w:u w:val="single"/>
-        </w:rPr>
-        <w:hyperlink r:id="rId13" w:history="1">
-          <w:r>
-            <w:rPr>
-              <w:rStyle w:val="Hyperlink"/>
-            </w:rPr>
-            <w:t>3a</w:t>
-          </w:r>
-        </w:hyperlink>
+        <w:t>a</w:t>
       </w:r>
     </w:p>
     <w:p>
@@ -2924,7 +2884,7 @@
           <w:sz w:val="24"/>
           <w:u w:val="single"/>
         </w:rPr>
-        <w:hyperlink r:id="rId9" w:history="1">
+        <w:hyperlink r:id="rId17" w:history="1">
           <w:r>
             <w:rPr>
               <w:rStyle w:val="Hyperlink"/>
